--- a/courts/fifth-circuit/mississippi/federal/bankruptcy-northern-district/motion-brief/usage/OUTPUT-motion-brief-2.docx
+++ b/courts/fifth-circuit/mississippi/federal/bankruptcy-northern-district/motion-brief/usage/OUTPUT-motion-brief-2.docx
@@ -5,486 +5,1084 @@
     <w:p>
       <w:pPr>
         <w:spacing w:before="0" w:after="0" w:line="276" w:lineRule="exact"/>
+        <w:ind w:left="0" w:firstLine="0"/>
         <w:jc w:val="center"/>
       </w:pPr>
       <w:r>
         <w:rPr>
           <w:b/>
-        </w:rPr>
-        <w:t xml:space="preserve">UNITED STATES BANKRUPTCY COURT</w:t>
-      </w:r>
-    </w:p>
-    <w:p>
-      <w:pPr>
-        <w:spacing w:before="0" w:after="240" w:line="276" w:lineRule="exact"/>
+          <w:bCs/>
+        </w:rPr>
+        <w:t xml:space="preserve">IN THE UNITED STATES BANKRUPTCY COURT</w:t>
+      </w:r>
+    </w:p>
+    <w:p>
+      <w:pPr>
+        <w:spacing w:before="0" w:after="276" w:line="276" w:lineRule="exact"/>
+        <w:ind w:left="0" w:firstLine="0"/>
         <w:jc w:val="center"/>
       </w:pPr>
       <w:r>
         <w:rPr>
           <w:b/>
+          <w:bCs/>
         </w:rPr>
         <w:t xml:space="preserve">NORTHERN DISTRICT OF MISSISSIPPI</w:t>
       </w:r>
     </w:p>
-    <w:p>
-      <w:pPr>
-        <w:spacing w:before="0" w:after="120" w:line="276" w:lineRule="exact"/>
-      </w:pPr>
-      <w:r>
-        <w:t xml:space="preserve">IN RE:</w:t>
-      </w:r>
-    </w:p>
-    <w:p>
-      <w:pPr>
-        <w:tabs>
-          <w:tab w:val="right" w:pos="9360"/>
-        </w:tabs>
-        <w:spacing w:before="0" w:after="120" w:line="276" w:lineRule="exact"/>
-      </w:pPr>
-      <w:r>
-        <w:t xml:space="preserve">Example Debtor, John R.</w:t>
+    <w:tbl>
+      <w:tblPr>
+        <w:tblW w:w="9360" w:type="dxa"/>
+        <w:tblBorders>
+          <w:top w:val="nil"/>
+          <w:left w:val="nil"/>
+          <w:bottom w:val="nil"/>
+          <w:right w:val="nil"/>
+          <w:insideH w:val="nil"/>
+          <w:insideV w:val="nil"/>
+        </w:tblBorders>
+        <w:tblLayout w:type="fixed"/>
+        <w:tblCellMar>
+          <w:top w:w="0" w:type="dxa"/>
+          <w:left w:w="0" w:type="dxa"/>
+          <w:bottom w:w="0" w:type="dxa"/>
+          <w:right w:w="0" w:type="dxa"/>
+        </w:tblCellMar>
+        <w:tblLook w:val="0000" w:firstRow="0" w:lastRow="0" w:firstColumn="0" w:lastColumn="0" w:noHBand="0" w:noVBand="0"/>
+      </w:tblPr>
+      <w:tblGrid>
+        <w:gridCol w:w="5040"/>
+        <w:gridCol w:w="4320"/>
+      </w:tblGrid>
+      <w:tr>
+        <w:trPr>
+          <w:cantSplit/>
+        </w:trPr>
+        <w:tc>
+          <w:tcPr>
+            <w:tcW w:w="5040" w:type="dxa"/>
+          </w:tcPr>
+          <w:p>
+            <w:pPr>
+              <w:spacing w:before="0" w:after="0" w:line="276" w:lineRule="exact"/>
+              <w:ind w:left="0" w:firstLine="0"/>
+              <w:jc w:val="left"/>
+            </w:pPr>
+            <w:r>
+              <w:rPr>
+                <w:b/>
+                <w:bCs/>
+              </w:rPr>
+              <w:t xml:space="preserve">IN RE:</w:t>
+            </w:r>
+          </w:p>
+        </w:tc>
+        <w:tc>
+          <w:tcPr>
+            <w:tcW w:w="4320" w:type="dxa"/>
+          </w:tcPr>
+          <w:p>
+            <w:pPr>
+              <w:spacing w:before="0" w:after="0" w:line="276" w:lineRule="exact"/>
+              <w:ind w:left="0" w:firstLine="0"/>
+              <w:jc w:val="right"/>
+            </w:pPr>
+          </w:p>
+        </w:tc>
+      </w:tr>
+      <w:tr>
+        <w:trPr>
+          <w:trHeight w:val="276" w:hRule="exact"/>
+        </w:trPr>
+        <w:tc>
+          <w:tcPr>
+            <w:tcW w:w="9360" w:type="dxa"/>
+            <w:gridSpan w:val="2"/>
+          </w:tcPr>
+          <w:p>
+            <w:pPr>
+              <w:spacing w:before="0" w:after="0" w:line="276" w:lineRule="exact"/>
+              <w:ind w:left="0" w:firstLine="0"/>
+              <w:jc w:val="left"/>
+            </w:pPr>
+          </w:p>
+        </w:tc>
+      </w:tr>
+      <w:tr>
+        <w:trPr>
+          <w:cantSplit/>
+        </w:trPr>
+        <w:tc>
+          <w:tcPr>
+            <w:tcW w:w="5040" w:type="dxa"/>
+          </w:tcPr>
+          <w:p>
+            <w:pPr>
+              <w:spacing w:before="0" w:after="0" w:line="276" w:lineRule="exact"/>
+              <w:ind w:left="0" w:firstLine="0"/>
+              <w:jc w:val="left"/>
+            </w:pPr>
+            <w:r>
+              <w:rPr>
+                <w:b/>
+                <w:bCs/>
+                <w:i/>
+                <w:iCs/>
+              </w:rPr>
+              <w:t xml:space="preserve">Example</w:t>
+            </w:r>
+            <w:r>
+              <w:rPr>
+                <w:b/>
+                <w:bCs/>
+                <w:i/>
+                <w:iCs/>
+              </w:rPr>
+              <w:t xml:space="preserve"> </w:t>
+            </w:r>
+            <w:r>
+              <w:rPr>
+                <w:b/>
+                <w:bCs/>
+                <w:i/>
+                <w:iCs/>
+              </w:rPr>
+              <w:t xml:space="preserve">Debtor,</w:t>
+            </w:r>
+            <w:r>
+              <w:rPr>
+                <w:b/>
+                <w:bCs/>
+                <w:i/>
+                <w:iCs/>
+              </w:rPr>
+              <w:t xml:space="preserve"> </w:t>
+            </w:r>
+            <w:r>
+              <w:rPr>
+                <w:b/>
+                <w:bCs/>
+                <w:i/>
+                <w:iCs/>
+              </w:rPr>
+              <w:t xml:space="preserve">John</w:t>
+            </w:r>
+            <w:r>
+              <w:rPr>
+                <w:b/>
+                <w:bCs/>
+                <w:i/>
+                <w:iCs/>
+              </w:rPr>
+              <w:t xml:space="preserve"> </w:t>
+            </w:r>
+            <w:r>
+              <w:rPr>
+                <w:b/>
+                <w:bCs/>
+                <w:i/>
+                <w:iCs/>
+              </w:rPr>
+              <w:t xml:space="preserve">R.</w:t>
+            </w:r>
+          </w:p>
+        </w:tc>
+        <w:tc>
+          <w:tcPr>
+            <w:tcW w:w="4320" w:type="dxa"/>
+          </w:tcPr>
+          <w:p>
+            <w:pPr>
+              <w:spacing w:before="0" w:after="0" w:line="276" w:lineRule="exact"/>
+              <w:ind w:left="0" w:firstLine="0"/>
+              <w:jc w:val="right"/>
+            </w:pPr>
+            <w:r>
+              <w:rPr>
+                <w:b/>
+                <w:bCs/>
+              </w:rPr>
+              <w:t xml:space="preserve">CASE NO. 26</w:t>
+              <w:noBreakHyphen/>
+              <w:t xml:space="preserve">00000-JDW</w:t>
+            </w:r>
+          </w:p>
+        </w:tc>
+      </w:tr>
+      <w:tr>
+        <w:trPr>
+          <w:trHeight w:val="276" w:hRule="exact"/>
+        </w:trPr>
+        <w:tc>
+          <w:tcPr>
+            <w:tcW w:w="9360" w:type="dxa"/>
+            <w:gridSpan w:val="2"/>
+          </w:tcPr>
+          <w:p>
+            <w:pPr>
+              <w:spacing w:before="0" w:after="0" w:line="276" w:lineRule="exact"/>
+              <w:ind w:left="0" w:firstLine="0"/>
+              <w:jc w:val="left"/>
+            </w:pPr>
+          </w:p>
+        </w:tc>
+      </w:tr>
+      <w:tr>
+        <w:trPr>
+          <w:cantSplit/>
+        </w:trPr>
+        <w:tc>
+          <w:tcPr>
+            <w:tcW w:w="5040" w:type="dxa"/>
+          </w:tcPr>
+          <w:p>
+            <w:pPr>
+              <w:spacing w:before="0" w:after="0" w:line="276" w:lineRule="exact"/>
+              <w:ind w:left="1440" w:firstLine="0"/>
+              <w:jc w:val="left"/>
+            </w:pPr>
+            <w:r>
+              <w:rPr>
+                <w:b/>
+                <w:bCs/>
+              </w:rPr>
+              <w:t xml:space="preserve">Debtor.</w:t>
+            </w:r>
+          </w:p>
+        </w:tc>
+        <w:tc>
+          <w:tcPr>
+            <w:tcW w:w="4320" w:type="dxa"/>
+          </w:tcPr>
+          <w:p>
+            <w:pPr>
+              <w:spacing w:before="0" w:after="0" w:line="276" w:lineRule="exact"/>
+              <w:ind w:left="0" w:firstLine="0"/>
+              <w:jc w:val="right"/>
+            </w:pPr>
+            <w:r>
+              <w:rPr>
+                <w:b/>
+                <w:bCs/>
+              </w:rPr>
+              <w:t xml:space="preserve">CHAPTER 13</w:t>
+            </w:r>
+          </w:p>
+        </w:tc>
+      </w:tr>
+    </w:tbl>
+    <w:p>
+      <w:pPr>
+        <w:spacing w:before="276" w:after="276" w:line="276" w:lineRule="exact"/>
+        <w:ind w:left="0" w:firstLine="0"/>
+        <w:jc w:val="center"/>
+      </w:pPr>
+      <w:r>
+        <w:rPr>
+          <w:b/>
+          <w:bCs/>
+        </w:rPr>
+        <w:t xml:space="preserve">MOTION FOR RELIEF FROM THE AUTOMATIC STAY AND MEMORANDUM BRIEF IN SUPPORT</w:t>
+      </w:r>
+    </w:p>
+    <w:p>
+      <w:pPr>
+        <w:pStyle w:val="Heading1"/>
+        <w:keepNext/>
+        <w:keepLines/>
+        <w:spacing w:before="0" w:after="0" w:line="552" w:lineRule="exact"/>
+        <w:ind w:left="0" w:firstLine="0"/>
+        <w:jc w:val="center"/>
+      </w:pPr>
+      <w:r>
+        <w:rPr>
+          <w:b/>
+          <w:bCs/>
+          <w:u w:val="single"/>
+        </w:rPr>
+        <w:t xml:space="preserve">MOTION</w:t>
+      </w:r>
+    </w:p>
+    <w:p>
+      <w:pPr>
+        <w:pStyle w:val="BodyPara"/>
+      </w:pPr>
+      <w:r>
+        <w:t xml:space="preserve">Example Lender, LLC (</w:t>
+      </w:r>
+      <w:r>
+        <w:t xml:space="preserve">“Movant”</w:t>
+      </w:r>
+      <w:r>
+        <w:t xml:space="preserve">), a secured creditor of the Debtor, moves under 11 U.S.C. § 362(d) and Fed. R. Bankr. P. 4001(a) for relief from the automatic stay, and in support states as follows.</w:t>
+      </w:r>
+    </w:p>
+    <w:p>
+      <w:pPr>
+        <w:pStyle w:val="BodyPara"/>
+      </w:pPr>
+      <w:r>
+        <w:t xml:space="preserve">1.</w:t>
       </w:r>
       <w:r>
         <w:tab/>
       </w:r>
       <w:r>
-        <w:t xml:space="preserve">CASE NO. 26-00000-JDW</w:t>
-      </w:r>
-    </w:p>
-    <w:p>
-      <w:pPr>
-        <w:tabs>
-          <w:tab w:val="right" w:pos="9360"/>
-        </w:tabs>
-        <w:spacing w:before="0" w:after="240" w:line="276" w:lineRule="exact"/>
-      </w:pPr>
-      <w:r>
-        <w:t xml:space="preserve">Debtor.</w:t>
+        <w:t xml:space="preserve">The Debtor filed a voluntary petition under Chapter 13 on the petition date shown in the docket. The case is pending in this Court.</w:t>
+      </w:r>
+    </w:p>
+    <w:p>
+      <w:pPr>
+        <w:pStyle w:val="BodyPara"/>
+      </w:pPr>
+      <w:r>
+        <w:t xml:space="preserve">2.</w:t>
       </w:r>
       <w:r>
         <w:tab/>
       </w:r>
       <w:r>
-        <w:t xml:space="preserve">CHAPTER 13</w:t>
-      </w:r>
-    </w:p>
-    <w:p>
-      <w:pPr>
-        <w:spacing w:before="120" w:after="360" w:line="276" w:lineRule="exact"/>
+        <w:t xml:space="preserve">Movant holds a promissory note from the Debtor in the original principal amount of $85,000, secured by a deed of trust on the Debtor’s residence (the</w:t>
+      </w:r>
+      <w:r>
+        <w:t xml:space="preserve"> </w:t>
+      </w:r>
+      <w:r>
+        <w:t xml:space="preserve">“Property”</w:t>
+      </w:r>
+      <w:r>
+        <w:t xml:space="preserve">).</w:t>
+      </w:r>
+    </w:p>
+    <w:p>
+      <w:pPr>
+        <w:pStyle w:val="BodyPara"/>
+      </w:pPr>
+      <w:r>
+        <w:t xml:space="preserve">3.</w:t>
+      </w:r>
+      <w:r>
+        <w:tab/>
+      </w:r>
+      <w:r>
+        <w:t xml:space="preserve">The Debtor has not made the post-petition payments due under the note since the first payment after the petition date.</w:t>
+      </w:r>
+    </w:p>
+    <w:p>
+      <w:pPr>
+        <w:pStyle w:val="BodyPara"/>
+      </w:pPr>
+      <w:r>
+        <w:t xml:space="preserve">4.</w:t>
+      </w:r>
+      <w:r>
+        <w:tab/>
+      </w:r>
+      <w:r>
+        <w:t xml:space="preserve">The Movant asserts no equity cushion in the Property. The Property’s value is less than the amount owed under the note.</w:t>
+      </w:r>
+    </w:p>
+    <w:p>
+      <w:pPr>
+        <w:pStyle w:val="BodyPara"/>
+      </w:pPr>
+      <w:r>
+        <w:t xml:space="preserve">The grounds for relief are:</w:t>
+      </w:r>
+    </w:p>
+    <w:p>
+      <w:pPr>
+        <w:pStyle w:val="Item"/>
+      </w:pPr>
+      <w:r>
+        <w:t xml:space="preserve">a.</w:t>
+      </w:r>
+      <w:r>
+        <w:tab/>
+      </w:r>
+      <w:r>
+        <w:t xml:space="preserve">the Debtor has no equity in the Property, under 11 U.S.C. § 362(d)⁠(2)⁠(A);</w:t>
+      </w:r>
+    </w:p>
+    <w:p>
+      <w:pPr>
+        <w:pStyle w:val="Item"/>
+      </w:pPr>
+      <w:r>
+        <w:t xml:space="preserve">b.</w:t>
+      </w:r>
+      <w:r>
+        <w:tab/>
+      </w:r>
+      <w:r>
+        <w:t xml:space="preserve">the Property is not necessary to an effective reorganization, under 11 U.S.C. § 362(d)⁠(2)⁠(B); and</w:t>
+      </w:r>
+    </w:p>
+    <w:p>
+      <w:pPr>
+        <w:pStyle w:val="Item"/>
+      </w:pPr>
+      <w:r>
+        <w:t xml:space="preserve">c.</w:t>
+      </w:r>
+      <w:r>
+        <w:tab/>
+      </w:r>
+      <w:r>
+        <w:t xml:space="preserve">cause exists under 11 U.S.C. § 362(d)⁠(1) because the Movant’s interest is not adequately protected.</w:t>
+      </w:r>
+    </w:p>
+    <w:p>
+      <w:pPr>
+        <w:pStyle w:val="Heading1"/>
+        <w:keepNext/>
+        <w:keepLines/>
+        <w:spacing w:before="0" w:after="0" w:line="552" w:lineRule="exact"/>
+        <w:ind w:left="0" w:firstLine="0"/>
         <w:jc w:val="center"/>
       </w:pPr>
       <w:r>
         <w:rPr>
           <w:b/>
-        </w:rPr>
-        <w:t xml:space="preserve">MOTION FOR RELIEF FROM THE AUTOMATIC STAY AND MEMORANDUM BRIEF IN SUPPORT</w:t>
-      </w:r>
-    </w:p>
-    <w:bookmarkStart w:id="20" w:name="motion"/>
+          <w:bCs/>
+          <w:u w:val="single"/>
+        </w:rPr>
+        <w:t xml:space="preserve">MEMORANDUM</w:t>
+      </w:r>
+      <w:r>
+        <w:rPr>
+          <w:b/>
+          <w:bCs/>
+          <w:u w:val="single"/>
+        </w:rPr>
+        <w:t xml:space="preserve"> </w:t>
+      </w:r>
+      <w:r>
+        <w:rPr>
+          <w:b/>
+          <w:bCs/>
+          <w:u w:val="single"/>
+        </w:rPr>
+        <w:t xml:space="preserve">BRIEF</w:t>
+      </w:r>
+    </w:p>
+    <w:p>
+      <w:pPr>
+        <w:pStyle w:val="BodyPara"/>
+      </w:pPr>
+      <w:r>
+        <w:t xml:space="preserve">The Movant files this memorandum under Fed. R. Bankr. P. 9013 in support of the motion.</w:t>
+      </w:r>
+    </w:p>
+    <w:p>
+      <w:pPr>
+        <w:pStyle w:val="Heading2"/>
+        <w:keepNext/>
+        <w:keepLines/>
+        <w:spacing w:before="0" w:after="0" w:line="552" w:lineRule="exact"/>
+        <w:ind w:left="0" w:firstLine="0"/>
+        <w:jc w:val="left"/>
+      </w:pPr>
+      <w:r>
+        <w:rPr>
+          <w:b/>
+          <w:bCs/>
+        </w:rPr>
+        <w:t xml:space="preserve">I.</w:t>
+      </w:r>
+      <w:r>
+        <w:rPr>
+          <w:b/>
+          <w:bCs/>
+        </w:rPr>
+        <w:t xml:space="preserve"> </w:t>
+      </w:r>
+      <w:r>
+        <w:rPr>
+          <w:b/>
+          <w:bCs/>
+        </w:rPr>
+        <w:t xml:space="preserve">Standard</w:t>
+      </w:r>
+    </w:p>
+    <w:p>
+      <w:pPr>
+        <w:pStyle w:val="BodyPara"/>
+      </w:pPr>
+      <w:r>
+        <w:t xml:space="preserve">Under 11 U.S.C. § 362(d), the Court shall grant relief from the stay for cause, or where the debtor lacks equity and the property is not necessary to an effective reorganization. The movant bears the burden on the debtor’s lack of equity, and the debtor bears the burden on whether the property is necessary to an effective reorganization.</w:t>
+      </w:r>
+    </w:p>
+    <w:p>
+      <w:pPr>
+        <w:pStyle w:val="Heading2"/>
+        <w:keepNext/>
+        <w:keepLines/>
+        <w:spacing w:before="0" w:after="0" w:line="552" w:lineRule="exact"/>
+        <w:ind w:left="0" w:firstLine="0"/>
+        <w:jc w:val="left"/>
+      </w:pPr>
+      <w:r>
+        <w:rPr>
+          <w:b/>
+          <w:bCs/>
+        </w:rPr>
+        <w:t xml:space="preserve">II.</w:t>
+      </w:r>
+      <w:r>
+        <w:rPr>
+          <w:b/>
+          <w:bCs/>
+        </w:rPr>
+        <w:t xml:space="preserve"> </w:t>
+      </w:r>
+      <w:r>
+        <w:rPr>
+          <w:b/>
+          <w:bCs/>
+        </w:rPr>
+        <w:t xml:space="preserve">Argument</w:t>
+      </w:r>
+    </w:p>
+    <w:p>
+      <w:pPr>
+        <w:pStyle w:val="BodyPara"/>
+      </w:pPr>
+      <w:r>
+        <w:t xml:space="preserve">The Debtor has no equity in the Property. The Debtor’s own schedules value the Property below the amount owed under the note, with no junior liens. The Debtor has not offered any valuation to the contrary.</w:t>
+      </w:r>
+    </w:p>
+    <w:p>
+      <w:pPr>
+        <w:pStyle w:val="BodyPara"/>
+      </w:pPr>
+      <w:r>
+        <w:t xml:space="preserve">The Property is not necessary to an effective reorganization. The Debtor’s plan does not propose to cure the arrearage on the note, and the Debtor has not shown a feasible path to do so within the plan term.</w:t>
+      </w:r>
+    </w:p>
+    <w:p>
+      <w:pPr>
+        <w:pStyle w:val="BodyPara"/>
+      </w:pPr>
+      <w:r>
+        <w:t xml:space="preserve">Movant’s interest is not adequately protected. The Property is depreciating, and no payments have been made to the Movant since the petition date.</w:t>
+      </w:r>
+    </w:p>
+    <w:p>
+      <w:pPr>
+        <w:pStyle w:val="Heading2"/>
+        <w:keepNext/>
+        <w:keepLines/>
+        <w:spacing w:before="0" w:after="0" w:line="552" w:lineRule="exact"/>
+        <w:ind w:left="0" w:firstLine="0"/>
+        <w:jc w:val="left"/>
+      </w:pPr>
+      <w:r>
+        <w:rPr>
+          <w:b/>
+          <w:bCs/>
+        </w:rPr>
+        <w:t xml:space="preserve">III.</w:t>
+      </w:r>
+      <w:r>
+        <w:rPr>
+          <w:b/>
+          <w:bCs/>
+        </w:rPr>
+        <w:t xml:space="preserve"> </w:t>
+      </w:r>
+      <w:r>
+        <w:rPr>
+          <w:b/>
+          <w:bCs/>
+        </w:rPr>
+        <w:t xml:space="preserve">Conclusion</w:t>
+      </w:r>
+    </w:p>
+    <w:p>
+      <w:pPr>
+        <w:pStyle w:val="BodyPara"/>
+      </w:pPr>
+      <w:r>
+        <w:t xml:space="preserve">For these reasons, the Movant asks the Court to grant the motion.</w:t>
+      </w:r>
+    </w:p>
     <w:p>
       <w:pPr>
         <w:pStyle w:val="Heading1"/>
-      </w:pPr>
-      <w:r>
-        <w:t xml:space="preserve">Motion</w:t>
-      </w:r>
-    </w:p>
-    <w:p>
-      <w:pPr>
-        <w:pStyle w:val="FirstParagraph"/>
-      </w:pPr>
-      <w:r>
-        <w:t xml:space="preserve">Example Lender, LLC (</w:t>
-      </w:r>
-      <w:r>
-        <w:t xml:space="preserve">“Movant”</w:t>
-      </w:r>
-      <w:r>
-        <w:t xml:space="preserve">), a secured creditor of the Debtor, moves under 11 U.S.C. § 362(d) and Fed. R. Bankr. P. 4001(a) for relief from the automatic stay, and in support states as follows.</w:t>
-      </w:r>
-    </w:p>
-    <w:p>
-      <w:pPr>
-        <w:pStyle w:val="NumberedParagraph"/>
-      </w:pPr>
-      <w:r>
-        <w:t xml:space="preserve">1. The Debtor filed a voluntary petition under Chapter 13 on the petition date shown in the docket. The case is pending in this Court.</w:t>
-      </w:r>
-    </w:p>
-    <w:p>
-      <w:pPr>
-        <w:pStyle w:val="NumberedParagraph"/>
-      </w:pPr>
-      <w:r>
-        <w:t xml:space="preserve">2. Movant holds a promissory note from the Debtor in the original principal amount of $85,000, secured by a deed of trust on the Debtor’s residence (the</w:t>
-      </w:r>
-      <w:r>
-        <w:t xml:space="preserve"> </w:t>
-      </w:r>
-      <w:r>
-        <w:t xml:space="preserve">“Property”</w:t>
-      </w:r>
-      <w:r>
-        <w:t xml:space="preserve">).</w:t>
-      </w:r>
-    </w:p>
-    <w:p>
-      <w:pPr>
-        <w:pStyle w:val="NumberedParagraph"/>
-      </w:pPr>
-      <w:r>
-        <w:t xml:space="preserve">3. The Debtor has not made the post-petition payments due under the note since the first payment after the petition date.</w:t>
-      </w:r>
-    </w:p>
-    <w:p>
-      <w:pPr>
-        <w:pStyle w:val="NumberedParagraph"/>
-      </w:pPr>
-      <w:r>
-        <w:t xml:space="preserve">4. The Movant asserts no equity cushion in the Property. The Property’s value is less than the amount owed under the note.</w:t>
-      </w:r>
-    </w:p>
-    <w:p>
-      <w:pPr>
-        <w:pStyle w:val="BodyText"/>
-      </w:pPr>
-      <w:r>
-        <w:t xml:space="preserve">The grounds for relief are:</w:t>
-      </w:r>
-    </w:p>
-    <w:p>
-      <w:pPr>
-        <w:pStyle w:val="LetteredItem"/>
-      </w:pPr>
-      <w:r>
-        <w:t xml:space="preserve">(a)</w:t>
+        <w:keepNext/>
+        <w:keepLines/>
+        <w:spacing w:before="0" w:after="0" w:line="552" w:lineRule="exact"/>
+        <w:ind w:left="0" w:firstLine="0"/>
+        <w:jc w:val="center"/>
+      </w:pPr>
+      <w:r>
+        <w:rPr>
+          <w:b/>
+          <w:bCs/>
+          <w:u w:val="single"/>
+        </w:rPr>
+        <w:t xml:space="preserve">RELIEF</w:t>
+      </w:r>
+      <w:r>
+        <w:rPr>
+          <w:b/>
+          <w:bCs/>
+          <w:u w:val="single"/>
+        </w:rPr>
+        <w:t xml:space="preserve"> </w:t>
+      </w:r>
+      <w:r>
+        <w:rPr>
+          <w:b/>
+          <w:bCs/>
+          <w:u w:val="single"/>
+        </w:rPr>
+        <w:t xml:space="preserve">REQUESTED</w:t>
+      </w:r>
+    </w:p>
+    <w:p>
+      <w:pPr>
+        <w:pStyle w:val="BodyPara"/>
+      </w:pPr>
+      <w:r>
+        <w:t xml:space="preserve">The Movant respectfully requests that the Court enter an order:</w:t>
+      </w:r>
+    </w:p>
+    <w:p>
+      <w:pPr>
+        <w:pStyle w:val="Item"/>
+      </w:pPr>
+      <w:r>
+        <w:t xml:space="preserve">a.</w:t>
       </w:r>
       <w:r>
         <w:tab/>
       </w:r>
       <w:r>
-        <w:t xml:space="preserve">the Debtor has no equity in the Property, under 11 U.S.C. § 362(d)(2)(A);</w:t>
-      </w:r>
-    </w:p>
-    <w:p>
-      <w:pPr>
-        <w:pStyle w:val="LetteredItem"/>
-      </w:pPr>
-      <w:r>
-        <w:t xml:space="preserve">(b)</w:t>
+        <w:t xml:space="preserve">granting relief from the automatic stay under 11 U.S.C. § 362(d) as to the Property;</w:t>
+      </w:r>
+    </w:p>
+    <w:p>
+      <w:pPr>
+        <w:pStyle w:val="Item"/>
+      </w:pPr>
+      <w:r>
+        <w:t xml:space="preserve">b.</w:t>
       </w:r>
       <w:r>
         <w:tab/>
       </w:r>
       <w:r>
-        <w:t xml:space="preserve">the Property is not necessary to an effective reorganization, under 11 U.S.C. § 362(d)(2)(B); and</w:t>
-      </w:r>
-    </w:p>
-    <w:p>
-      <w:pPr>
-        <w:pStyle w:val="LetteredItem"/>
-      </w:pPr>
-      <w:r>
-        <w:t xml:space="preserve">(c)</w:t>
+        <w:t xml:space="preserve">waiving the fourteen-day stay under Fed. R. Bankr. P. 4001(a)⁠(3); and</w:t>
+      </w:r>
+    </w:p>
+    <w:p>
+      <w:pPr>
+        <w:pStyle w:val="ItemKeep"/>
+      </w:pPr>
+      <w:r>
+        <w:t xml:space="preserve">c.</w:t>
       </w:r>
       <w:r>
         <w:tab/>
       </w:r>
       <w:r>
-        <w:t xml:space="preserve">cause exists under 11 U.S.C. § 362(d)(1) because the Movant’s interest is not adequately protected.</w:t>
-      </w:r>
-    </w:p>
-    <w:bookmarkEnd w:id="20"/>
-    <w:bookmarkStart w:id="24" w:name="memorandum-brief"/>
+        <w:t xml:space="preserve">granting such other relief as the Court deems just and proper.</w:t>
+      </w:r>
+    </w:p>
+    <w:p>
+      <w:pPr>
+        <w:keepNext/>
+        <w:keepLines/>
+        <w:spacing w:before="552" w:after="0" w:line="276" w:lineRule="exact"/>
+        <w:ind w:left="3960" w:firstLine="0"/>
+        <w:jc w:val="left"/>
+      </w:pPr>
+      <w:r>
+        <w:t xml:space="preserve">Respectfully submitted,</w:t>
+      </w:r>
+    </w:p>
+    <w:p>
+      <w:pPr>
+        <w:keepNext/>
+        <w:keepLines/>
+        <w:spacing w:before="276" w:after="0" w:line="276" w:lineRule="exact"/>
+        <w:ind w:left="3960" w:firstLine="0"/>
+        <w:jc w:val="left"/>
+      </w:pPr>
+      <w:r>
+        <w:rPr>
+          <w:b/>
+          <w:bCs/>
+        </w:rPr>
+        <w:t xml:space="preserve">FIRM</w:t>
+      </w:r>
+      <w:r>
+        <w:rPr>
+          <w:b/>
+          <w:bCs/>
+        </w:rPr>
+        <w:t xml:space="preserve"> </w:t>
+      </w:r>
+      <w:r>
+        <w:rPr>
+          <w:b/>
+          <w:bCs/>
+        </w:rPr>
+        <w:t xml:space="preserve">NAME,</w:t>
+      </w:r>
+      <w:r>
+        <w:rPr>
+          <w:b/>
+          <w:bCs/>
+        </w:rPr>
+        <w:t xml:space="preserve"> </w:t>
+      </w:r>
+      <w:r>
+        <w:rPr>
+          <w:b/>
+          <w:bCs/>
+        </w:rPr>
+        <w:t xml:space="preserve">PLLC</w:t>
+      </w:r>
+    </w:p>
+    <w:p>
+      <w:pPr>
+        <w:keepNext/>
+        <w:keepLines/>
+        <w:spacing w:before="276" w:after="0" w:line="276" w:lineRule="exact"/>
+        <w:ind w:left="3960" w:firstLine="0"/>
+        <w:jc w:val="left"/>
+      </w:pPr>
+      <w:r>
+        <w:t xml:space="preserve">By: </w:t>
+      </w:r>
+      <w:r>
+        <w:rPr>
+          <w:i/>
+          <w:iCs/>
+          <w:u w:val="single"/>
+        </w:rPr>
+        <w:t xml:space="preserve">Counsel</w:t>
+      </w:r>
+      <w:r>
+        <w:rPr>
+          <w:i/>
+          <w:iCs/>
+          <w:u w:val="single"/>
+        </w:rPr>
+        <w:t xml:space="preserve"> </w:t>
+      </w:r>
+      <w:r>
+        <w:rPr>
+          <w:i/>
+          <w:iCs/>
+          <w:u w:val="single"/>
+        </w:rPr>
+        <w:t xml:space="preserve">Name</w:t>
+      </w:r>
+    </w:p>
+    <w:p>
+      <w:pPr>
+        <w:spacing w:before="0" w:after="0" w:line="276" w:lineRule="exact"/>
+        <w:ind w:left="4680" w:firstLine="0"/>
+        <w:jc w:val="left"/>
+      </w:pPr>
+      <w:r>
+        <w:t xml:space="preserve">One</w:t>
+      </w:r>
+      <w:r>
+        <w:t xml:space="preserve"> </w:t>
+      </w:r>
+      <w:r>
+        <w:t xml:space="preserve">of</w:t>
+      </w:r>
+      <w:r>
+        <w:t xml:space="preserve"> </w:t>
+      </w:r>
+      <w:r>
+        <w:t xml:space="preserve">Its</w:t>
+      </w:r>
+      <w:r>
+        <w:t xml:space="preserve"> </w:t>
+      </w:r>
+      <w:r>
+        <w:t xml:space="preserve">Attorneys</w:t>
+      </w:r>
+    </w:p>
+    <w:p>
+      <w:pPr>
+        <w:keepNext/>
+        <w:keepLines/>
+        <w:spacing w:before="552" w:after="0" w:line="276" w:lineRule="exact"/>
+        <w:ind w:left="0" w:firstLine="0"/>
+        <w:jc w:val="left"/>
+      </w:pPr>
+      <w:r>
+        <w:t xml:space="preserve">OF COUNSEL:</w:t>
+      </w:r>
+    </w:p>
+    <w:p>
+      <w:pPr>
+        <w:keepNext/>
+        <w:keepLines/>
+        <w:spacing w:before="0" w:after="0" w:line="276" w:lineRule="exact"/>
+        <w:ind w:left="0" w:firstLine="0"/>
+        <w:jc w:val="left"/>
+      </w:pPr>
+      <w:r>
+        <w:t xml:space="preserve">Counsel</w:t>
+      </w:r>
+      <w:r>
+        <w:t xml:space="preserve"> </w:t>
+      </w:r>
+      <w:r>
+        <w:t xml:space="preserve">for</w:t>
+      </w:r>
+      <w:r>
+        <w:t xml:space="preserve"> </w:t>
+      </w:r>
+      <w:r>
+        <w:t xml:space="preserve">Movant</w:t>
+      </w:r>
+    </w:p>
+    <w:p>
+      <w:pPr>
+        <w:keepNext/>
+        <w:keepLines/>
+        <w:spacing w:before="0" w:after="0" w:line="276" w:lineRule="exact"/>
+        <w:ind w:left="0" w:firstLine="0"/>
+        <w:jc w:val="left"/>
+      </w:pPr>
+      <w:r>
+        <w:t xml:space="preserve">Firm</w:t>
+      </w:r>
+      <w:r>
+        <w:t xml:space="preserve"> </w:t>
+      </w:r>
+      <w:r>
+        <w:t xml:space="preserve">Name,</w:t>
+      </w:r>
+      <w:r>
+        <w:t xml:space="preserve"> </w:t>
+      </w:r>
+      <w:r>
+        <w:t xml:space="preserve">PLLC</w:t>
+      </w:r>
+    </w:p>
+    <w:p>
+      <w:pPr>
+        <w:keepNext/>
+        <w:keepLines/>
+        <w:spacing w:before="0" w:after="0" w:line="276" w:lineRule="exact"/>
+        <w:ind w:left="0" w:firstLine="0"/>
+        <w:jc w:val="left"/>
+      </w:pPr>
+      <w:r>
+        <w:t xml:space="preserve">123</w:t>
+      </w:r>
+      <w:r>
+        <w:t xml:space="preserve"> </w:t>
+      </w:r>
+      <w:r>
+        <w:t xml:space="preserve">Example</w:t>
+      </w:r>
+      <w:r>
+        <w:t xml:space="preserve"> </w:t>
+      </w:r>
+      <w:r>
+        <w:t xml:space="preserve">Street,</w:t>
+      </w:r>
+      <w:r>
+        <w:t xml:space="preserve"> </w:t>
+      </w:r>
+      <w:r>
+        <w:t xml:space="preserve">Suite</w:t>
+      </w:r>
+      <w:r>
+        <w:t xml:space="preserve"> </w:t>
+      </w:r>
+      <w:r>
+        <w:t xml:space="preserve">400</w:t>
+      </w:r>
+    </w:p>
+    <w:p>
+      <w:pPr>
+        <w:keepNext/>
+        <w:keepLines/>
+        <w:spacing w:before="0" w:after="0" w:line="276" w:lineRule="exact"/>
+        <w:ind w:left="0" w:firstLine="0"/>
+        <w:jc w:val="left"/>
+      </w:pPr>
+      <w:r>
+        <w:t xml:space="preserve">Jackson,</w:t>
+      </w:r>
+      <w:r>
+        <w:t xml:space="preserve"> </w:t>
+      </w:r>
+      <w:r>
+        <w:t xml:space="preserve">Mississippi</w:t>
+      </w:r>
+      <w:r>
+        <w:t xml:space="preserve"> </w:t>
+      </w:r>
+      <w:r>
+        <w:t xml:space="preserve">39201</w:t>
+      </w:r>
+    </w:p>
+    <w:p>
+      <w:pPr>
+        <w:keepNext/>
+        <w:keepLines/>
+        <w:spacing w:before="0" w:after="0" w:line="276" w:lineRule="exact"/>
+        <w:ind w:left="0" w:firstLine="0"/>
+        <w:jc w:val="left"/>
+      </w:pPr>
+      <w:r>
+        <w:t xml:space="preserve">Telephone:</w:t>
+      </w:r>
+      <w:r>
+        <w:t xml:space="preserve"> </w:t>
+      </w:r>
+      <w:r>
+        <w:t xml:space="preserve">(601)</w:t>
+      </w:r>
+      <w:r>
+        <w:t xml:space="preserve"> </w:t>
+      </w:r>
+      <w:r>
+        <w:t xml:space="preserve">555</w:t>
+        <w:noBreakHyphen/>
+        <w:t xml:space="preserve">0100</w:t>
+      </w:r>
+    </w:p>
+    <w:p>
+      <w:pPr>
+        <w:spacing w:before="0" w:after="0" w:line="276" w:lineRule="exact"/>
+        <w:ind w:left="0" w:firstLine="0"/>
+        <w:jc w:val="left"/>
+      </w:pPr>
+      <w:r>
+        <w:t xml:space="preserve">Email:</w:t>
+      </w:r>
+      <w:r>
+        <w:t xml:space="preserve"> </w:t>
+      </w:r>
+      <w:r>
+        <w:t xml:space="preserve">counsel@example.invalid</w:t>
+      </w:r>
+    </w:p>
     <w:p>
       <w:pPr>
         <w:pStyle w:val="Heading1"/>
-      </w:pPr>
-      <w:r>
-        <w:t xml:space="preserve">Memorandum Brief</w:t>
-      </w:r>
-    </w:p>
-    <w:p>
-      <w:pPr>
-        <w:pStyle w:val="FirstParagraph"/>
-      </w:pPr>
-      <w:r>
-        <w:t xml:space="preserve">The Movant files this memorandum under Fed. R. Bankr. P. 9013 in support of the motion.</w:t>
-      </w:r>
-    </w:p>
-    <w:bookmarkStart w:id="21" w:name="i.-standard"/>
-    <w:p>
-      <w:pPr>
-        <w:pStyle w:val="Heading2"/>
-      </w:pPr>
-      <w:r>
-        <w:t xml:space="preserve">I. Standard</w:t>
-      </w:r>
-    </w:p>
-    <w:p>
-      <w:pPr>
-        <w:pStyle w:val="FirstParagraph"/>
-      </w:pPr>
-      <w:r>
-        <w:t xml:space="preserve">Under 11 U.S.C. § 362(d), the Court shall grant relief from the stay for cause, or where the debtor lacks equity and the property is not necessary to an effective reorganization. The movant bears the burden on the debtor’s lack of equity, and the debtor bears the burden on whether the property is necessary to an effective reorganization.</w:t>
-      </w:r>
-    </w:p>
-    <w:bookmarkEnd w:id="21"/>
-    <w:bookmarkStart w:id="22" w:name="ii.-argument"/>
-    <w:p>
-      <w:pPr>
-        <w:pStyle w:val="Heading2"/>
-      </w:pPr>
-      <w:r>
-        <w:t xml:space="preserve">II. Argument</w:t>
-      </w:r>
-    </w:p>
-    <w:p>
-      <w:pPr>
-        <w:pStyle w:val="FirstParagraph"/>
-      </w:pPr>
-      <w:r>
-        <w:t xml:space="preserve">The Debtor has no equity in the Property. The Debtor’s own schedules value the Property below the amount owed under the note, with no junior liens. The Debtor has not offered any valuation to the contrary.</w:t>
-      </w:r>
-    </w:p>
-    <w:p>
-      <w:pPr>
-        <w:pStyle w:val="BodyText"/>
-      </w:pPr>
-      <w:r>
-        <w:t xml:space="preserve">The Property is not necessary to an effective reorganization. The Debtor’s plan does not propose to cure the arrearage on the note, and the Debtor has not shown a feasible path to do so within the plan term.</w:t>
-      </w:r>
-    </w:p>
-    <w:p>
-      <w:pPr>
-        <w:pStyle w:val="BodyText"/>
-      </w:pPr>
-      <w:r>
-        <w:t xml:space="preserve">Movant’s interest is not adequately protected. The Property is depreciating, and no payments have been made to the Movant since the petition date.</w:t>
-      </w:r>
-    </w:p>
-    <w:bookmarkEnd w:id="22"/>
-    <w:bookmarkStart w:id="23" w:name="iii.-conclusion"/>
-    <w:p>
-      <w:pPr>
-        <w:pStyle w:val="Heading2"/>
-      </w:pPr>
-      <w:r>
-        <w:t xml:space="preserve">III. Conclusion</w:t>
-      </w:r>
-    </w:p>
-    <w:p>
-      <w:pPr>
-        <w:pStyle w:val="FirstParagraph"/>
-      </w:pPr>
-      <w:r>
-        <w:t xml:space="preserve">For these reasons, the Movant asks the Court to grant the motion.</w:t>
-      </w:r>
-    </w:p>
-    <w:bookmarkEnd w:id="23"/>
-    <w:bookmarkEnd w:id="24"/>
-    <w:bookmarkStart w:id="25" w:name="relief-requested"/>
-    <w:p>
-      <w:pPr>
-        <w:pStyle w:val="Heading1"/>
-      </w:pPr>
-      <w:r>
-        <w:t xml:space="preserve">Relief Requested</w:t>
-      </w:r>
-    </w:p>
-    <w:p>
-      <w:pPr>
-        <w:pStyle w:val="FirstParagraph"/>
-      </w:pPr>
-      <w:r>
-        <w:t xml:space="preserve">The Movant respectfully requests that the Court enter an order:</w:t>
-      </w:r>
-    </w:p>
-    <w:p>
-      <w:pPr>
-        <w:pStyle w:val="LetteredItem"/>
-      </w:pPr>
-      <w:r>
-        <w:t xml:space="preserve">(a)</w:t>
-      </w:r>
-      <w:r>
-        <w:tab/>
-      </w:r>
-      <w:r>
-        <w:t xml:space="preserve">granting relief from the automatic stay under 11 U.S.C. § 362(d) as to the Property;</w:t>
-      </w:r>
-    </w:p>
-    <w:p>
-      <w:pPr>
-        <w:pStyle w:val="LetteredItem"/>
-      </w:pPr>
-      <w:r>
-        <w:t xml:space="preserve">(b)</w:t>
-      </w:r>
-      <w:r>
-        <w:tab/>
-      </w:r>
-      <w:r>
-        <w:t xml:space="preserve">waiving the fourteen-day stay under Fed. R. Bankr. P. 4001(a)(3); and</w:t>
-      </w:r>
-    </w:p>
-    <w:p>
-      <w:pPr>
-        <w:pStyle w:val="LetteredItem"/>
-      </w:pPr>
-      <w:r>
-        <w:t xml:space="preserve">(c)</w:t>
-      </w:r>
-      <w:r>
-        <w:tab/>
-      </w:r>
-      <w:r>
-        <w:t xml:space="preserve">granting such other relief as the Court deems just and proper.</w:t>
-      </w:r>
-    </w:p>
-    <w:p>
-      <w:pPr>
         <w:keepNext/>
-        <w:spacing w:before="240" w:after="0" w:line="276" w:lineRule="exact"/>
-        <w:jc w:val="right"/>
-      </w:pPr>
-      <w:r>
-        <w:t xml:space="preserve">Respectfully submitted,</w:t>
+        <w:keepLines/>
+        <w:spacing w:before="0" w:after="0" w:line="552" w:lineRule="exact"/>
+        <w:ind w:left="0" w:firstLine="0"/>
+        <w:jc w:val="center"/>
+      </w:pPr>
+      <w:r>
+        <w:rPr>
+          <w:b/>
+          <w:bCs/>
+          <w:u w:val="single"/>
+        </w:rPr>
+        <w:t xml:space="preserve">CERTIFICATE</w:t>
+      </w:r>
+      <w:r>
+        <w:rPr>
+          <w:b/>
+          <w:bCs/>
+          <w:u w:val="single"/>
+        </w:rPr>
+        <w:t xml:space="preserve"> </w:t>
+      </w:r>
+      <w:r>
+        <w:rPr>
+          <w:b/>
+          <w:bCs/>
+          <w:u w:val="single"/>
+        </w:rPr>
+        <w:t xml:space="preserve">OF</w:t>
+      </w:r>
+      <w:r>
+        <w:rPr>
+          <w:b/>
+          <w:bCs/>
+          <w:u w:val="single"/>
+        </w:rPr>
+        <w:t xml:space="preserve"> </w:t>
+      </w:r>
+      <w:r>
+        <w:rPr>
+          <w:b/>
+          <w:bCs/>
+          <w:u w:val="single"/>
+        </w:rPr>
+        <w:t xml:space="preserve">SERVICE</w:t>
+      </w:r>
+    </w:p>
+    <w:p>
+      <w:pPr>
+        <w:pStyle w:val="BodyPara"/>
+      </w:pPr>
+      <w:r>
+        <w:t xml:space="preserve">I certify that on the date below I electronically filed this motion with the Clerk of Court using the CM/​ECF system, which sent notice to the Chapter 13 trustee, the United States Trustee and counsel for the Debtor, and that I served a copy by United States mail on the Debtor at the address of record.</w:t>
+      </w:r>
+    </w:p>
+    <w:p>
+      <w:pPr>
+        <w:pStyle w:val="BodyPara"/>
+      </w:pPr>
+      <w:r>
+        <w:t xml:space="preserve">This the ___ day of __________, 2026.</w:t>
       </w:r>
     </w:p>
     <w:p>
       <w:pPr>
         <w:keepNext/>
-        <w:spacing w:before="360" w:after="0" w:line="276" w:lineRule="exact"/>
-        <w:jc w:val="right"/>
-      </w:pPr>
-      <w:r>
-        <w:rPr>
-          <w:b/>
-        </w:rPr>
-        <w:t xml:space="preserve">FIRM NAME, PLLC</w:t>
-      </w:r>
-    </w:p>
-    <w:p>
-      <w:pPr>
-        <w:keepNext/>
-        <w:spacing w:before="360" w:after="0" w:line="276" w:lineRule="exact"/>
-        <w:jc w:val="right"/>
-      </w:pPr>
-      <w:r>
-        <w:t xml:space="preserve">By: </w:t>
-      </w:r>
-      <w:r>
-        <w:rPr>
-          <w:i/>
-          <w:u w:val="single"/>
-        </w:rPr>
-        <w:t xml:space="preserve">Counsel Name</w:t>
+        <w:keepLines/>
+        <w:spacing w:before="552" w:after="0" w:line="276" w:lineRule="exact"/>
+        <w:ind w:left="3960" w:firstLine="0"/>
+        <w:jc w:val="left"/>
+      </w:pPr>
+      <w:r>
+        <w:t xml:space="preserve">/​s/</w:t>
+      </w:r>
+      <w:r>
+        <w:t xml:space="preserve"> </w:t>
+      </w:r>
+      <w:r>
+        <w:t xml:space="preserve">Counsel</w:t>
+      </w:r>
+      <w:r>
+        <w:t xml:space="preserve"> </w:t>
+      </w:r>
+      <w:r>
+        <w:t xml:space="preserve">Name</w:t>
       </w:r>
     </w:p>
     <w:p>
       <w:pPr>
         <w:spacing w:before="0" w:after="0" w:line="276" w:lineRule="exact"/>
-        <w:jc w:val="right"/>
-      </w:pPr>
-      <w:r>
-        <w:t xml:space="preserve"/>
-      </w:r>
-    </w:p>
-    <w:p>
-      <w:pPr>
-        <w:keepNext/>
-        <w:spacing w:before="360" w:after="0" w:line="276" w:lineRule="exact"/>
-      </w:pPr>
-      <w:r>
-        <w:t xml:space="preserve">OF COUNSEL:</w:t>
-      </w:r>
-    </w:p>
-    <w:p>
-      <w:pPr>
-        <w:keepNext/>
-        <w:spacing w:before="0" w:after="0" w:line="276" w:lineRule="exact"/>
-      </w:pPr>
-      <w:r>
-        <w:t xml:space="preserve">Counsel for Movant</w:t>
-      </w:r>
-    </w:p>
-    <w:p>
-      <w:pPr>
-        <w:keepNext/>
-        <w:spacing w:before="0" w:after="0" w:line="276" w:lineRule="exact"/>
-      </w:pPr>
-      <w:r>
-        <w:t xml:space="preserve">Firm Name, PLLC</w:t>
-      </w:r>
-    </w:p>
-    <w:p>
-      <w:pPr>
-        <w:keepNext/>
-        <w:spacing w:before="0" w:after="0" w:line="276" w:lineRule="exact"/>
-      </w:pPr>
-      <w:r>
-        <w:t xml:space="preserve">123 Example Street, Suite 400</w:t>
-      </w:r>
-    </w:p>
-    <w:p>
-      <w:pPr>
-        <w:keepNext/>
-        <w:spacing w:before="0" w:after="0" w:line="276" w:lineRule="exact"/>
-      </w:pPr>
-      <w:r>
-        <w:t xml:space="preserve">Jackson, Mississippi 39201</w:t>
-      </w:r>
-    </w:p>
-    <w:p>
-      <w:pPr>
-        <w:keepNext/>
-        <w:spacing w:before="0" w:after="0" w:line="276" w:lineRule="exact"/>
-      </w:pPr>
-      <w:r>
-        <w:t xml:space="preserve">Telephone: (601) 555-0100</w:t>
-      </w:r>
-    </w:p>
-    <w:p>
-      <w:pPr>
-        <w:keepNext/>
-        <w:spacing w:before="0" w:after="0" w:line="276" w:lineRule="exact"/>
-      </w:pPr>
-      <w:r>
-        <w:t xml:space="preserve">Email: counsel@example.invalid</w:t>
-      </w:r>
-    </w:p>
-    <w:bookmarkEnd w:id="25"/>
-    <w:bookmarkStart w:id="26" w:name="certificate-of-service"/>
-    <w:p>
-      <w:pPr>
-        <w:pStyle w:val="Heading1"/>
-      </w:pPr>
-      <w:r>
-        <w:t xml:space="preserve">Certificate of Service</w:t>
-      </w:r>
-    </w:p>
-    <w:p>
-      <w:pPr>
-        <w:pStyle w:val="FirstParagraph"/>
-      </w:pPr>
-      <w:r>
-        <w:t xml:space="preserve">I certify that on the date below I electronically filed this motion with the Clerk of Court using the CM/ECF system, which sent notice to the Chapter 13 trustee, the United States Trustee and counsel for the Debtor, and that I served a copy by United States mail on the Debtor at the address of record.</w:t>
-      </w:r>
-    </w:p>
-    <w:p>
-      <w:pPr>
-        <w:pStyle w:val="BodyText"/>
-      </w:pPr>
-      <w:r>
-        <w:t xml:space="preserve">This the ___ day of __________, 2026.</w:t>
-      </w:r>
-    </w:p>
-    <w:bookmarkEnd w:id="26"/>
+        <w:ind w:left="3960" w:firstLine="0"/>
+        <w:jc w:val="left"/>
+      </w:pPr>
+      <w:r>
+        <w:t xml:space="preserve">Counsel</w:t>
+      </w:r>
+      <w:r>
+        <w:t xml:space="preserve"> </w:t>
+      </w:r>
+      <w:r>
+        <w:t xml:space="preserve">Name</w:t>
+      </w:r>
+    </w:p>
     <w:sectPr>
-      <w:footerReference r:id="rId9" w:type="default"/>
-      <w:pgSz w:h="15840" w:w="12240"/>
-      <w:pgMar w:bottom="1440" w:footer="720" w:gutter="0" w:header="720" w:left="1440" w:right="1440" w:top="1440"/>
+      <w:footerReference w:type="default" r:id="rIdFooter1"/>
+      <w:pgSz w:w="12240" w:h="15840"/>
+      <w:pgMar w:top="1440" w:right="1440" w:bottom="1440" w:left="1440" w:header="720" w:footer="735" w:gutter="0"/>
     </w:sectPr>
   </w:body>
 </w:document>
@@ -498,7 +1096,6 @@
 <w:ftr xmlns:w="http://schemas.openxmlformats.org/wordprocessingml/2006/main" xmlns:r="http://schemas.openxmlformats.org/officeDocument/2006/relationships">
   <w:p>
     <w:pPr>
-      <w:pStyle w:val="Footer"/>
       <w:jc w:val="center"/>
     </w:pPr>
     <w:r>
@@ -628,194 +1225,752 @@
   <w:docDefaults>
     <w:rPrDefault>
       <w:rPr>
-        <w:rFonts w:ascii="EB Garamond" w:cs="EB Garamond" w:eastAsia="EB Garamond" w:hAnsi="EB Garamond"/>
-        <w:color w:val="000000"/>
+        <w:rFonts w:ascii="Times New Roman" w:hAnsi="Times New Roman" w:eastAsia="Times New Roman" w:cs="Times New Roman"/>
         <w:sz w:val="24"/>
         <w:szCs w:val="24"/>
-        <w:lang w:val="en-US"/>
+        <w:lang w:val="en-US" w:eastAsia="zh-CN" w:bidi="ar-SA"/>
       </w:rPr>
     </w:rPrDefault>
     <w:pPrDefault>
       <w:pPr>
-        <w:spacing w:after="0" w:before="0" w:line="240" w:lineRule="auto"/>
+        <w:widowControl/>
+        <w:spacing w:after="0"/>
       </w:pPr>
     </w:pPrDefault>
   </w:docDefaults>
-  <w:style w:default="1" w:styleId="Normal" w:type="paragraph">
+  <w:latentStyles w:defLockedState="0" w:defUIPriority="0" w:defSemiHidden="0" w:defUnhideWhenUsed="0" w:defQFormat="0" w:count="276"/>
+  <w:style w:type="paragraph" w:default="1" w:styleId="Normal">
     <w:name w:val="Normal"/>
     <w:qFormat/>
-    <w:pPr>
-      <w:widowControl/>
-    </w:pPr>
-  </w:style>
-  <w:style w:styleId="BodyText" w:type="paragraph">
+  </w:style>
+  <w:style w:type="paragraph" w:styleId="BodyText">
     <w:name w:val="Body Text"/>
     <w:basedOn w:val="Normal"/>
-    <w:qFormat/>
-    <w:pPr>
-      <w:spacing w:after="0" w:before="0" w:line="480" w:lineRule="exact"/>
+    <w:link w:val="BodyTextChar"/>
+    <w:qFormat/>
+    <w:pPr>
+      <w:spacing w:before="0" w:after="0" w:line="552" w:lineRule="exact"/>
       <w:ind w:firstLine="720"/>
     </w:pPr>
   </w:style>
-  <w:style w:styleId="FirstParagraph" w:type="paragraph">
+  <w:style w:type="paragraph" w:customStyle="1" w:styleId="FirstParagraph">
     <w:name w:val="First Paragraph"/>
     <w:basedOn w:val="BodyText"/>
     <w:next w:val="BodyText"/>
     <w:qFormat/>
   </w:style>
-  <w:style w:styleId="Compact" w:type="paragraph">
+  <w:style w:type="paragraph" w:customStyle="1" w:styleId="Compact">
     <w:name w:val="Compact"/>
     <w:basedOn w:val="BodyText"/>
     <w:qFormat/>
     <w:pPr>
-      <w:ind w:firstLine="0"/>
-    </w:pPr>
-  </w:style>
-  <w:style w:styleId="BlockText" w:type="paragraph">
-    <w:name w:val="Block Text"/>
-    <w:basedOn w:val="BodyText"/>
-    <w:qFormat/>
-  </w:style>
-  <w:style w:customStyle="1" w:styleId="NumberedParagraph" w:type="paragraph">
-    <w:name w:val="Numbered Paragraph"/>
-    <w:basedOn w:val="BodyText"/>
-    <w:qFormat/>
-  </w:style>
-  <w:style w:customStyle="1" w:styleId="LetteredItem" w:type="paragraph">
-    <w:name w:val="Lettered Item"/>
-    <w:basedOn w:val="BodyText"/>
-    <w:qFormat/>
-    <w:pPr>
-      <w:spacing w:after="0"/>
-      <w:ind w:hanging="720" w:left="1440"/>
-    </w:pPr>
-  </w:style>
-  <w:style w:styleId="Heading1" w:type="paragraph">
+      <w:spacing w:before="36" w:after="36"/>
+    </w:pPr>
+  </w:style>
+  <w:style w:type="paragraph" w:styleId="Title">
+    <w:name w:val="Title"/>
+    <w:basedOn w:val="Normal"/>
+    <w:next w:val="BodyText"/>
+    <w:link w:val="TitleChar"/>
+    <w:uiPriority w:val="10"/>
+    <w:qFormat/>
+    <w:rsid w:val="00A10FD9"/>
+    <w:pPr>
+      <w:spacing w:after="80" w:line="240" w:lineRule="auto"/>
+      <w:contextualSpacing/>
+      <w:jc w:val="center"/>
+    </w:pPr>
+    <w:rPr>
+      <w:rFonts w:asciiTheme="majorHAnsi" w:eastAsiaTheme="majorEastAsia" w:hAnsiTheme="majorHAnsi" w:cstheme="majorBidi"/>
+      <w:sz w:val="56"/>
+      <w:szCs w:val="56"/>
+    </w:rPr>
+  </w:style>
+  <w:style w:type="character" w:customStyle="1" w:styleId="TitleChar">
+    <w:name w:val="Title Char"/>
+    <w:basedOn w:val="DefaultParagraphFont"/>
+    <w:link w:val="Title"/>
+    <w:uiPriority w:val="10"/>
+    <w:rsid w:val="00A10FD9"/>
+    <w:rPr>
+      <w:rFonts w:asciiTheme="majorHAnsi" w:eastAsiaTheme="majorEastAsia" w:hAnsiTheme="majorHAnsi" w:cstheme="majorBidi"/>
+      <w:sz w:val="56"/>
+      <w:szCs w:val="56"/>
+    </w:rPr>
+  </w:style>
+  <w:style w:type="paragraph" w:styleId="Subtitle">
+    <w:name w:val="Subtitle"/>
+    <w:basedOn w:val="Title"/>
+    <w:next w:val="BodyText"/>
+    <w:link w:val="SubtitleChar"/>
+    <w:uiPriority w:val="11"/>
+    <w:qFormat/>
+    <w:rsid w:val="00A10FD9"/>
+    <w:pPr>
+      <w:numPr>
+        <w:ilvl w:val="1"/>
+      </w:numPr>
+    </w:pPr>
+    <w:rPr>
+      <w:rFonts w:eastAsiaTheme="majorEastAsia" w:cstheme="majorBidi"/>
+      <w:spacing w:val="15"/>
+      <w:sz w:val="28"/>
+      <w:szCs w:val="28"/>
+    </w:rPr>
+  </w:style>
+  <w:style w:type="character" w:customStyle="1" w:styleId="SubtitleChar">
+    <w:name w:val="Subtitle Char"/>
+    <w:basedOn w:val="DefaultParagraphFont"/>
+    <w:link w:val="Subtitle"/>
+    <w:uiPriority w:val="11"/>
+    <w:rsid w:val="00A10FD9"/>
+    <w:rPr>
+      <w:rFonts w:eastAsiaTheme="majorEastAsia" w:cstheme="majorBidi"/>
+      <w:color w:val="595959" w:themeColor="text1" w:themeTint="A6"/>
+      <w:spacing w:val="15"/>
+      <w:sz w:val="28"/>
+      <w:szCs w:val="28"/>
+    </w:rPr>
+  </w:style>
+  <w:style w:type="paragraph" w:customStyle="1" w:styleId="Author">
+    <w:name w:val="Author"/>
+    <w:basedOn w:val="Title"/>
+    <w:next w:val="BodyText"/>
+    <w:qFormat/>
+    <w:pPr>
+      <w:keepNext/>
+      <w:keepLines/>
+    </w:pPr>
+    <w:rPr>
+      <w:sz w:val="24"/>
+      <w:szCs w:val="24"/>
+    </w:rPr>
+  </w:style>
+  <w:style w:type="paragraph" w:styleId="Date">
+    <w:name w:val="Date"/>
+    <w:basedOn w:val="Title"/>
+    <w:next w:val="BodyText"/>
+    <w:qFormat/>
+    <w:pPr>
+      <w:keepNext/>
+      <w:keepLines/>
+    </w:pPr>
+    <w:rPr>
+      <w:sz w:val="24"/>
+      <w:szCs w:val="24"/>
+    </w:rPr>
+  </w:style>
+  <w:style w:type="paragraph" w:customStyle="1" w:styleId="AbstractTitle">
+    <w:name w:val="Abstract Title"/>
+    <w:basedOn w:val="Normal"/>
+    <w:next w:val="Abstract"/>
+    <w:qFormat/>
+    <w:pPr>
+      <w:keepNext/>
+      <w:keepLines/>
+      <w:spacing w:before="300" w:after="0"/>
+      <w:jc w:val="center"/>
+    </w:pPr>
+    <w:rPr>
+      <w:b/>
+      <w:sz w:val="20"/>
+      <w:szCs w:val="20"/>
+    </w:rPr>
+  </w:style>
+  <w:style w:type="paragraph" w:customStyle="1" w:styleId="Abstract">
+    <w:name w:val="Abstract"/>
+    <w:basedOn w:val="Normal"/>
+    <w:next w:val="BodyText"/>
+    <w:qFormat/>
+    <w:pPr>
+      <w:keepNext/>
+      <w:keepLines/>
+      <w:spacing w:before="100" w:after="300"/>
+    </w:pPr>
+    <w:rPr>
+      <w:sz w:val="20"/>
+      <w:szCs w:val="20"/>
+    </w:rPr>
+  </w:style>
+  <w:style w:type="paragraph" w:styleId="Bibliography">
+    <w:name w:val="Bibliography"/>
+    <w:basedOn w:val="Normal"/>
+    <w:next w:val="Bibliography"/>
+    <w:qFormat/>
+    <w:pPr/>
+    <w:rPr/>
+  </w:style>
+  <w:style w:type="paragraph" w:styleId="Heading1">
     <w:name w:val="heading 1"/>
     <w:basedOn w:val="Normal"/>
     <w:next w:val="BodyText"/>
-    <w:qFormat/>
+    <w:link w:val="Heading1Char"/>
+    <w:uiPriority w:val="9"/>
+    <w:qFormat/>
+    <w:rsid w:val="00A10FD9"/>
     <w:pPr>
       <w:keepNext/>
       <w:keepLines/>
-      <w:spacing w:after="240" w:before="360" w:line="480" w:lineRule="exact"/>
+      <w:spacing w:before="0" w:after="0" w:line="552" w:lineRule="exact"/>
+      <w:ind w:firstLine="0"/>
       <w:jc w:val="center"/>
       <w:outlineLvl w:val="0"/>
     </w:pPr>
     <w:rPr>
+      <w:rFonts w:ascii="Times New Roman" w:hAnsi="Times New Roman" w:eastAsia="Times New Roman" w:cs="Times New Roman"/>
       <w:b/>
       <w:bCs/>
       <w:caps/>
-      <w:u w:val="single"/>
+      <w:color w:val="000000"/>
       <w:sz w:val="24"/>
       <w:szCs w:val="24"/>
     </w:rPr>
   </w:style>
-  <w:style w:styleId="Heading2" w:type="paragraph">
+  <w:style w:type="paragraph" w:styleId="Heading2">
     <w:name w:val="heading 2"/>
     <w:basedOn w:val="Normal"/>
     <w:next w:val="BodyText"/>
-    <w:qFormat/>
+    <w:link w:val="Heading2Char"/>
+    <w:uiPriority w:val="9"/>
+    <w:semiHidden/>
+    <w:unhideWhenUsed/>
+    <w:qFormat/>
+    <w:rsid w:val="00A10FD9"/>
     <w:pPr>
       <w:keepNext/>
       <w:keepLines/>
-      <w:spacing w:after="240" w:before="240" w:line="480" w:lineRule="exact"/>
+      <w:spacing w:before="0" w:after="0" w:line="552" w:lineRule="exact"/>
+      <w:ind w:firstLine="0"/>
       <w:outlineLvl w:val="1"/>
     </w:pPr>
     <w:rPr>
+      <w:rFonts w:ascii="Times New Roman" w:hAnsi="Times New Roman" w:eastAsia="Times New Roman" w:cs="Times New Roman"/>
       <w:b/>
       <w:bCs/>
-    </w:rPr>
-  </w:style>
-  <w:style w:styleId="Heading3" w:type="paragraph">
+      <w:color w:val="000000"/>
+      <w:sz w:val="24"/>
+      <w:szCs w:val="24"/>
+    </w:rPr>
+  </w:style>
+  <w:style w:type="paragraph" w:styleId="Heading3">
     <w:name w:val="heading 3"/>
     <w:basedOn w:val="Normal"/>
     <w:next w:val="BodyText"/>
-    <w:qFormat/>
+    <w:link w:val="Heading3Char"/>
+    <w:uiPriority w:val="9"/>
+    <w:semiHidden/>
+    <w:unhideWhenUsed/>
+    <w:qFormat/>
+    <w:rsid w:val="00A10FD9"/>
     <w:pPr>
       <w:keepNext/>
       <w:keepLines/>
-      <w:spacing w:after="240" w:before="240" w:line="480" w:lineRule="exact"/>
+      <w:spacing w:before="0" w:after="0" w:line="552" w:lineRule="exact"/>
+      <w:ind w:firstLine="0"/>
       <w:outlineLvl w:val="2"/>
     </w:pPr>
     <w:rPr>
+      <w:rFonts w:ascii="Times New Roman" w:hAnsi="Times New Roman" w:eastAsia="Times New Roman" w:cs="Times New Roman"/>
+      <w:b/>
+      <w:bCs/>
+      <w:color w:val="000000"/>
+      <w:sz w:val="24"/>
+      <w:szCs w:val="24"/>
+    </w:rPr>
+  </w:style>
+  <w:style w:type="paragraph" w:styleId="Heading4">
+    <w:name w:val="heading 4"/>
+    <w:basedOn w:val="Normal"/>
+    <w:next w:val="BodyText"/>
+    <w:link w:val="Heading4Char"/>
+    <w:uiPriority w:val="9"/>
+    <w:semiHidden/>
+    <w:unhideWhenUsed/>
+    <w:qFormat/>
+    <w:rsid w:val="00A10FD9"/>
+    <w:pPr>
+      <w:keepNext/>
+      <w:keepLines/>
+      <w:spacing w:before="0" w:after="0" w:line="552" w:lineRule="exact"/>
+      <w:ind w:firstLine="0"/>
+      <w:outlineLvl w:val="3"/>
+    </w:pPr>
+    <w:rPr>
+      <w:rFonts w:ascii="Times New Roman" w:hAnsi="Times New Roman" w:eastAsia="Times New Roman" w:cs="Times New Roman"/>
       <w:b/>
       <w:bCs/>
       <w:i/>
+      <w:color w:val="000000"/>
+      <w:sz w:val="24"/>
+      <w:szCs w:val="24"/>
+    </w:rPr>
+  </w:style>
+  <w:style w:type="paragraph" w:styleId="Heading5">
+    <w:name w:val="heading 5"/>
+    <w:basedOn w:val="Normal"/>
+    <w:next w:val="BodyText"/>
+    <w:link w:val="Heading5Char"/>
+    <w:uiPriority w:val="9"/>
+    <w:semiHidden/>
+    <w:unhideWhenUsed/>
+    <w:qFormat/>
+    <w:rsid w:val="00A10FD9"/>
+    <w:pPr>
+      <w:keepNext/>
+      <w:keepLines/>
+      <w:spacing w:before="0" w:after="0" w:line="552" w:lineRule="exact"/>
+      <w:ind w:firstLine="0"/>
+      <w:outlineLvl w:val="4"/>
+    </w:pPr>
+    <w:rPr>
+      <w:rFonts w:ascii="Times New Roman" w:hAnsi="Times New Roman" w:eastAsia="Times New Roman" w:cs="Times New Roman"/>
+      <w:b/>
+      <w:bCs/>
+      <w:i/>
+      <w:color w:val="000000"/>
+      <w:sz w:val="24"/>
+      <w:szCs w:val="24"/>
+    </w:rPr>
+  </w:style>
+  <w:style w:type="paragraph" w:styleId="Heading6">
+    <w:name w:val="heading 6"/>
+    <w:basedOn w:val="Normal"/>
+    <w:next w:val="BodyText"/>
+    <w:link w:val="Heading6Char"/>
+    <w:uiPriority w:val="9"/>
+    <w:semiHidden/>
+    <w:unhideWhenUsed/>
+    <w:qFormat/>
+    <w:rsid w:val="00A10FD9"/>
+    <w:pPr>
+      <w:keepNext/>
+      <w:keepLines/>
+      <w:spacing w:before="40" w:after="0"/>
+      <w:outlineLvl w:val="5"/>
+    </w:pPr>
+    <w:rPr>
+      <w:rFonts w:eastAsiaTheme="majorEastAsia" w:cstheme="majorBidi"/>
+      <w:i/>
       <w:iCs/>
-    </w:rPr>
-  </w:style>
-  <w:style w:styleId="FootnoteText" w:type="paragraph">
-    <w:name w:val="footnote text"/>
+      <w:color w:val="595959" w:themeColor="text1" w:themeTint="A6"/>
+    </w:rPr>
+  </w:style>
+  <w:style w:type="paragraph" w:styleId="Heading7">
+    <w:name w:val="heading 7"/>
     <w:basedOn w:val="Normal"/>
-    <w:link w:val="FootnoteTextChar"/>
-    <w:pPr>
-      <w:spacing w:after="120" w:before="120" w:line="240" w:lineRule="auto"/>
-    </w:pPr>
-    <w:rPr>
-      <w:sz w:val="20"/>
-      <w:szCs w:val="20"/>
-    </w:rPr>
-  </w:style>
-  <w:style w:styleId="FootnoteTextChar" w:type="character">
-    <w:name w:val="Footnote Text Char"/>
+    <w:next w:val="BodyText"/>
+    <w:link w:val="Heading7Char"/>
+    <w:uiPriority w:val="9"/>
+    <w:semiHidden/>
+    <w:unhideWhenUsed/>
+    <w:qFormat/>
+    <w:rsid w:val="00A10FD9"/>
+    <w:pPr>
+      <w:keepNext/>
+      <w:keepLines/>
+      <w:spacing w:before="40" w:after="0"/>
+      <w:outlineLvl w:val="6"/>
+    </w:pPr>
+    <w:rPr>
+      <w:rFonts w:eastAsiaTheme="majorEastAsia" w:cstheme="majorBidi"/>
+      <w:color w:val="595959" w:themeColor="text1" w:themeTint="A6"/>
+    </w:rPr>
+  </w:style>
+  <w:style w:type="paragraph" w:styleId="Heading8">
+    <w:name w:val="heading 8"/>
+    <w:basedOn w:val="Normal"/>
+    <w:next w:val="BodyText"/>
+    <w:link w:val="Heading8Char"/>
+    <w:uiPriority w:val="9"/>
+    <w:semiHidden/>
+    <w:unhideWhenUsed/>
+    <w:qFormat/>
+    <w:rsid w:val="00A10FD9"/>
+    <w:pPr>
+      <w:keepNext/>
+      <w:keepLines/>
+      <w:spacing w:after="0"/>
+      <w:outlineLvl w:val="7"/>
+    </w:pPr>
+    <w:rPr>
+      <w:rFonts w:eastAsiaTheme="majorEastAsia" w:cstheme="majorBidi"/>
+      <w:i/>
+      <w:iCs/>
+      <w:color w:val="272727" w:themeColor="text1" w:themeTint="D8"/>
+    </w:rPr>
+  </w:style>
+  <w:style w:type="paragraph" w:styleId="Heading9">
+    <w:name w:val="heading 9"/>
+    <w:basedOn w:val="Normal"/>
+    <w:next w:val="BodyText"/>
+    <w:link w:val="Heading9Char"/>
+    <w:uiPriority w:val="9"/>
+    <w:semiHidden/>
+    <w:unhideWhenUsed/>
+    <w:qFormat/>
+    <w:rsid w:val="00A10FD9"/>
+    <w:pPr>
+      <w:keepNext/>
+      <w:keepLines/>
+      <w:spacing w:after="0"/>
+      <w:outlineLvl w:val="8"/>
+    </w:pPr>
+    <w:rPr>
+      <w:rFonts w:eastAsiaTheme="majorEastAsia" w:cstheme="majorBidi"/>
+      <w:color w:val="272727" w:themeColor="text1" w:themeTint="D8"/>
+    </w:rPr>
+  </w:style>
+  <w:style w:type="character" w:customStyle="1" w:styleId="Heading1Char">
+    <w:name w:val="Heading 1 Char"/>
     <w:basedOn w:val="DefaultParagraphFont"/>
-    <w:link w:val="FootnoteText"/>
-    <w:rPr>
-      <w:sz w:val="20"/>
-      <w:szCs w:val="20"/>
-    </w:rPr>
-  </w:style>
-  <w:style w:styleId="FootnoteReference" w:type="character">
-    <w:name w:val="footnote reference"/>
+    <w:link w:val="Heading1"/>
+    <w:uiPriority w:val="9"/>
+    <w:rsid w:val="00A10FD9"/>
+    <w:rPr>
+      <w:rFonts w:asciiTheme="majorHAnsi" w:eastAsiaTheme="majorEastAsia" w:hAnsiTheme="majorHAnsi" w:cstheme="majorBidi"/>
+      <w:color w:val="0F4761" w:themeColor="accent1" w:themeShade="BF"/>
+      <w:sz w:val="40"/>
+      <w:szCs w:val="40"/>
+    </w:rPr>
+  </w:style>
+  <w:style w:type="character" w:customStyle="1" w:styleId="Heading2Char">
+    <w:name w:val="Heading 2 Char"/>
     <w:basedOn w:val="DefaultParagraphFont"/>
-    <w:rPr>
-      <w:vertAlign w:val="superscript"/>
-    </w:rPr>
-  </w:style>
-  <w:style w:styleId="Footer" w:type="paragraph">
-    <w:name w:val="footer"/>
+    <w:link w:val="Heading2"/>
+    <w:uiPriority w:val="9"/>
+    <w:semiHidden/>
+    <w:rsid w:val="00A10FD9"/>
+    <w:rPr>
+      <w:rFonts w:asciiTheme="majorHAnsi" w:eastAsiaTheme="majorEastAsia" w:hAnsiTheme="majorHAnsi" w:cstheme="majorBidi"/>
+      <w:color w:val="0F4761" w:themeColor="accent1" w:themeShade="BF"/>
+      <w:sz w:val="32"/>
+      <w:szCs w:val="32"/>
+    </w:rPr>
+  </w:style>
+  <w:style w:type="character" w:customStyle="1" w:styleId="Heading3Char">
+    <w:name w:val="Heading 3 Char"/>
+    <w:basedOn w:val="DefaultParagraphFont"/>
+    <w:link w:val="Heading3"/>
+    <w:uiPriority w:val="9"/>
+    <w:semiHidden/>
+    <w:rsid w:val="00A10FD9"/>
+    <w:rPr>
+      <w:rFonts w:eastAsiaTheme="majorEastAsia" w:cstheme="majorBidi"/>
+      <w:color w:val="0F4761" w:themeColor="accent1" w:themeShade="BF"/>
+      <w:sz w:val="28"/>
+      <w:szCs w:val="28"/>
+    </w:rPr>
+  </w:style>
+  <w:style w:type="character" w:customStyle="1" w:styleId="Heading4Char">
+    <w:name w:val="Heading 4 Char"/>
+    <w:basedOn w:val="DefaultParagraphFont"/>
+    <w:link w:val="Heading4"/>
+    <w:uiPriority w:val="9"/>
+    <w:semiHidden/>
+    <w:rsid w:val="00A10FD9"/>
+    <w:rPr>
+      <w:rFonts w:eastAsiaTheme="majorEastAsia" w:cstheme="majorBidi"/>
+      <w:i/>
+      <w:iCs/>
+      <w:color w:val="0F4761" w:themeColor="accent1" w:themeShade="BF"/>
+    </w:rPr>
+  </w:style>
+  <w:style w:type="character" w:customStyle="1" w:styleId="Heading5Char">
+    <w:name w:val="Heading 5 Char"/>
+    <w:basedOn w:val="DefaultParagraphFont"/>
+    <w:link w:val="Heading5"/>
+    <w:uiPriority w:val="9"/>
+    <w:semiHidden/>
+    <w:rsid w:val="00A10FD9"/>
+    <w:rPr>
+      <w:rFonts w:eastAsiaTheme="majorEastAsia" w:cstheme="majorBidi"/>
+      <w:color w:val="0F4761" w:themeColor="accent1" w:themeShade="BF"/>
+    </w:rPr>
+  </w:style>
+  <w:style w:type="character" w:customStyle="1" w:styleId="Heading6Char">
+    <w:name w:val="Heading 6 Char"/>
+    <w:basedOn w:val="DefaultParagraphFont"/>
+    <w:link w:val="Heading6"/>
+    <w:uiPriority w:val="9"/>
+    <w:semiHidden/>
+    <w:rsid w:val="00A10FD9"/>
+    <w:rPr>
+      <w:rFonts w:eastAsiaTheme="majorEastAsia" w:cstheme="majorBidi"/>
+      <w:i/>
+      <w:iCs/>
+      <w:color w:val="595959" w:themeColor="text1" w:themeTint="A6"/>
+    </w:rPr>
+  </w:style>
+  <w:style w:type="character" w:customStyle="1" w:styleId="Heading7Char">
+    <w:name w:val="Heading 7 Char"/>
+    <w:basedOn w:val="DefaultParagraphFont"/>
+    <w:link w:val="Heading7"/>
+    <w:uiPriority w:val="9"/>
+    <w:semiHidden/>
+    <w:rsid w:val="00A10FD9"/>
+    <w:rPr>
+      <w:rFonts w:eastAsiaTheme="majorEastAsia" w:cstheme="majorBidi"/>
+      <w:color w:val="595959" w:themeColor="text1" w:themeTint="A6"/>
+    </w:rPr>
+  </w:style>
+  <w:style w:type="character" w:customStyle="1" w:styleId="Heading8Char">
+    <w:name w:val="Heading 8 Char"/>
+    <w:basedOn w:val="DefaultParagraphFont"/>
+    <w:link w:val="Heading8"/>
+    <w:uiPriority w:val="9"/>
+    <w:semiHidden/>
+    <w:rsid w:val="00A10FD9"/>
+    <w:rPr>
+      <w:rFonts w:eastAsiaTheme="majorEastAsia" w:cstheme="majorBidi"/>
+      <w:i/>
+      <w:iCs/>
+      <w:color w:val="272727" w:themeColor="text1" w:themeTint="D8"/>
+    </w:rPr>
+  </w:style>
+  <w:style w:type="character" w:customStyle="1" w:styleId="Heading9Char">
+    <w:name w:val="Heading 9 Char"/>
+    <w:basedOn w:val="DefaultParagraphFont"/>
+    <w:link w:val="Heading9"/>
+    <w:uiPriority w:val="9"/>
+    <w:semiHidden/>
+    <w:rsid w:val="00A10FD9"/>
+    <w:rPr>
+      <w:rFonts w:eastAsiaTheme="majorEastAsia" w:cstheme="majorBidi"/>
+      <w:color w:val="272727" w:themeColor="text1" w:themeTint="D8"/>
+    </w:rPr>
+  </w:style>
+  <w:style w:type="paragraph" w:customStyle="1" w:styleId="ListItem">
+    <w:name w:val="List Item"/>
+    <w:basedOn w:val="BodyText"/>
+    <w:qFormat/>
+    <w:pPr>
+      <w:spacing w:before="0" w:after="0" w:line="552" w:lineRule="exact"/>
+      <w:ind w:left="720" w:hanging="720"/>
+    </w:pPr>
+  </w:style>
+  <w:style w:type="paragraph" w:styleId="BlockText">
+    <w:name w:val="Block Text"/>
+    <w:basedOn w:val="BodyText"/>
+    <w:next w:val="BodyText"/>
+    <w:uiPriority w:val="9"/>
+    <w:unhideWhenUsed/>
+    <w:qFormat/>
+    <w:pPr>
+      <w:spacing w:before="280" w:after="280" w:line="276" w:lineRule="exact"/>
+      <w:ind w:firstLine="0" w:left="720" w:right="720"/>
+    </w:pPr>
+  </w:style>
+  <w:style w:type="paragraph" w:styleId="FootnoteText">
+    <w:name w:val="Footnote Text"/>
     <w:basedOn w:val="Normal"/>
-    <w:pPr>
-      <w:jc w:val="center"/>
-    </w:pPr>
-    <w:rPr>
-      <w:sz w:val="20"/>
-      <w:szCs w:val="20"/>
-    </w:rPr>
-  </w:style>
-  <w:style w:styleId="Hyperlink" w:type="character">
-    <w:name w:val="Hyperlink"/>
-    <w:basedOn w:val="DefaultParagraphFont"/>
-    <w:rPr>
-      <w:color w:val="000000"/>
-    </w:rPr>
-  </w:style>
-  <w:style w:default="1" w:styleId="DefaultParagraphFont" w:type="character">
+    <w:next w:val="FootnoteText"/>
+    <w:uiPriority w:val="9"/>
+    <w:unhideWhenUsed/>
+    <w:qFormat/>
+    <w:pPr>
+      <w:keepLines/>
+      <w:spacing w:before="0" w:after="140" w:line="276" w:lineRule="exact"/>
+    </w:pPr>
+    <w:rPr>
+      <w:sz w:val="24"/>
+      <w:szCs w:val="24"/>
+    </w:rPr>
+  </w:style>
+  <w:style w:type="paragraph" w:styleId="FootnoteBlockText">
+    <w:name w:val="Footnote Block Text"/>
+    <w:basedOn w:val="FootnoteText"/>
+    <w:next w:val="FootnoteText"/>
+    <w:uiPriority w:val="9"/>
+    <w:unhideWhenUsed/>
+    <w:qFormat/>
+    <w:pPr>
+      <w:spacing w:before="280" w:after="280"/>
+      <w:ind w:firstLine="0" w:left="720" w:right="720"/>
+    </w:pPr>
+  </w:style>
+  <w:style w:type="character" w:default="1" w:styleId="DefaultParagraphFont">
     <w:name w:val="Default Paragraph Font"/>
-    <w:uiPriority w:val="1"/>
     <w:semiHidden/>
-  </w:style>
-  <w:style w:default="1" w:styleId="TableNormal" w:type="table">
-    <w:name w:val="Normal Table"/>
-    <w:semiHidden/>
+    <w:unhideWhenUsed/>
+  </w:style>
+  <w:style w:type="table" w:default="1" w:styleId="Table">
+    <w:name w:val="Table"/>
+    <w:basedOn w:val="TableNormal"/>
+    <w:qFormat/>
     <w:tblPr>
-      <w:tblInd w:type="dxa" w:w="0"/>
+      <w:tblInd w:w="0" w:type="dxa"/>
       <w:tblCellMar>
-        <w:top w:type="dxa" w:w="0"/>
-        <w:left w:type="dxa" w:w="108"/>
-        <w:bottom w:type="dxa" w:w="0"/>
-        <w:right w:type="dxa" w:w="108"/>
+        <w:top w:w="0" w:type="dxa"/>
+        <w:left w:w="108" w:type="dxa"/>
+        <w:bottom w:w="0" w:type="dxa"/>
+        <w:right w:w="108" w:type="dxa"/>
       </w:tblCellMar>
     </w:tblPr>
-  </w:style>
-  <w:style w:styleId="Table" w:type="table">
-    <w:name w:val="Table"/>
-    <w:basedOn w:val="TableNormal"/>
-  </w:style>
-  <w:style w:customStyle="1" w:styleId="VerbatimChar" w:type="character">
+    <w:tblStylePr w:type="firstRow">
+      <w:tcPr>
+        <w:tcBorders>
+          <w:bottom w:val="single"/>
+        </w:tcBorders>
+        <w:vAlign w:val="bottom"/>
+      </w:tcPr>
+    </w:tblStylePr>
+  </w:style>
+  <w:style w:type="paragraph" w:customStyle="1" w:styleId="DefinitionTerm">
+    <w:name w:val="Definition Term"/>
+    <w:basedOn w:val="Normal"/>
+    <w:next w:val="Definition"/>
+    <w:pPr>
+      <w:keepNext/>
+      <w:keepLines/>
+      <w:spacing w:after="0"/>
+    </w:pPr>
+    <w:rPr>
+      <w:b/>
+    </w:rPr>
+  </w:style>
+  <w:style w:type="paragraph" w:customStyle="1" w:styleId="Definition">
+    <w:name w:val="Definition"/>
+    <w:basedOn w:val="Normal"/>
+  </w:style>
+  <w:style w:type="paragraph" w:styleId="Caption">
+    <w:name w:val="Caption"/>
+    <w:basedOn w:val="Normal"/>
+    <w:link w:val="BodyTextChar"/>
+    <w:pPr>
+      <w:spacing w:before="0" w:after="120"/>
+    </w:pPr>
+    <w:rPr>
+      <w:i/>
+    </w:rPr>
+  </w:style>
+  <w:style w:type="paragraph" w:customStyle="1" w:styleId="TableCaption">
+    <w:name w:val="Table Caption"/>
+    <w:basedOn w:val="Caption"/>
+    <w:pPr>
+      <w:keepNext/>
+    </w:pPr>
+  </w:style>
+  <w:style w:type="paragraph" w:customStyle="1" w:styleId="ImageCaption">
+    <w:name w:val="Image Caption"/>
+    <w:basedOn w:val="Caption"/>
+  </w:style>
+  <w:style w:type="paragraph" w:customStyle="1" w:styleId="Figure">
+    <w:name w:val="Figure"/>
+    <w:basedOn w:val="Normal"/>
+  </w:style>
+  <w:style w:type="paragraph" w:customStyle="1" w:styleId="CaptionedFigure">
+    <w:name w:val="Captioned Figure"/>
+    <w:basedOn w:val="Figure"/>
+    <w:pPr>
+      <w:keepNext/>
+    </w:pPr>
+  </w:style>
+  <w:style w:type="character" w:customStyle="1" w:styleId="BodyTextChar">
+    <w:name w:val="Body Text Char"/>
+    <w:basedOn w:val="DefaultParagraphFont"/>
+    <w:link w:val="BodyText"/>
+  </w:style>
+  <w:style w:type="character" w:customStyle="1" w:styleId="VerbatimChar">
     <w:name w:val="Verbatim Char"/>
-    <w:basedOn w:val="DefaultParagraphFont"/>
+    <w:basedOn w:val="BodyTextChar"/>
+    <w:rPr>
+      <w:rFonts w:ascii="Consolas" w:hAnsi="Consolas"/>
+      <w:sz w:val="22"/>
+    </w:rPr>
+  </w:style>
+  <w:style w:type="character" w:customStyle="1" w:styleId="SectionNumber">
+    <w:name w:val="Section Number"/>
+    <w:basedOn w:val="BodyTextChar"/>
+  </w:style>
+  <w:style w:type="character" w:styleId="FootnoteReference">
+    <w:name w:val="Footnote Reference"/>
+    <w:basedOn w:val="BodyTextChar"/>
+    <w:rPr>
+      <w:vertAlign w:val="superscript"/>
+    </w:rPr>
+  </w:style>
+  <w:style w:type="character" w:styleId="Hyperlink">
+    <w:name w:val="Hyperlink"/>
+    <w:basedOn w:val="BodyTextChar"/>
+    <w:rPr>
+      <w:color w:val="000000"/>
+    </w:rPr>
+  </w:style>
+  <w:style w:type="paragraph" w:styleId="TOCHeading">
+    <w:name w:val="TOC Heading"/>
+    <w:basedOn w:val="Heading1"/>
+    <w:next w:val="BodyText"/>
+    <w:uiPriority w:val="39"/>
+    <w:unhideWhenUsed/>
+    <w:qFormat/>
+    <w:pPr>
+      <w:spacing w:before="240" w:line="259" w:lineRule="auto"/>
+      <w:outlineLvl w:val="9"/>
+    </w:pPr>
+    <w:rPr>
+      <w:rFonts w:asciiTheme="majorHAnsi" w:eastAsiaTheme="majorEastAsia" w:hAnsiTheme="majorHAnsi" w:cstheme="majorBidi"/>
+      <w:b w:val="0"/>
+      <w:bCs w:val="0"/>
+      <w:color w:val="365F91" w:themeColor="accent1" w:themeShade="BF"/>
+    </w:rPr>
+  </w:style>
+  <w:style w:type="paragraph" w:customStyle="1" w:styleId="BodyPara">
+    <w:name w:val="Body Para"/>
+    <w:basedOn w:val="BodyText"/>
+    <w:qFormat/>
+    <w:pPr>
+      <w:tabs>
+        <w:tab w:val="left" w:pos="1440"/>
+      </w:tabs>
+      <w:spacing w:before="0" w:after="0" w:line="552" w:lineRule="exact"/>
+      <w:ind w:left="0" w:firstLine="720"/>
+    </w:pPr>
+  </w:style>
+  <w:style w:type="paragraph" w:customStyle="1" w:styleId="BodyParaKeep">
+    <w:name w:val="Body Para Keep"/>
+    <w:basedOn w:val="BodyPara"/>
+    <w:qFormat/>
+    <w:pPr>
+      <w:keepNext/>
+      <w:keepLines/>
+    </w:pPr>
+  </w:style>
+  <w:style w:type="paragraph" w:customStyle="1" w:styleId="BodyParaNote">
+    <w:name w:val="Body Para Note"/>
+    <w:basedOn w:val="BodyPara"/>
+    <w:qFormat/>
+    <w:pPr>
+      <w:widowControl w:val="0"/>
+    </w:pPr>
+  </w:style>
+  <w:style w:type="paragraph" w:customStyle="1" w:styleId="Item">
+    <w:name w:val="Item"/>
+    <w:basedOn w:val="BodyText"/>
+    <w:qFormat/>
+    <w:pPr>
+      <w:tabs>
+        <w:tab w:val="left" w:pos="2160"/>
+      </w:tabs>
+      <w:spacing w:before="0" w:after="0" w:line="552" w:lineRule="exact"/>
+      <w:ind w:left="2160" w:hanging="720"/>
+    </w:pPr>
+  </w:style>
+  <w:style w:type="paragraph" w:customStyle="1" w:styleId="ItemKeep">
+    <w:name w:val="Item Keep"/>
+    <w:basedOn w:val="Item"/>
+    <w:qFormat/>
+    <w:pPr>
+      <w:keepNext/>
+      <w:keepLines/>
+    </w:pPr>
+  </w:style>
+  <w:style w:type="paragraph" w:customStyle="1" w:styleId="ItemNote">
+    <w:name w:val="Item Note"/>
+    <w:basedOn w:val="Item"/>
+    <w:qFormat/>
+    <w:pPr>
+      <w:widowControl w:val="0"/>
+    </w:pPr>
   </w:style>
   <w:style w:type="paragraph" w:customStyle="1" w:styleId="SourceCode">
     <w:name w:val="Source Code"/>
